--- a/Dokumentacio/2025-2026 Szakmai vizsgák követelményrendszere CÍMLAPOK.docx
+++ b/Dokumentacio/2025-2026 Szakmai vizsgák követelményrendszere CÍMLAPOK.docx
@@ -206,7 +206,6 @@
           <w:rFonts w:asciiTheme="majorHAnsi" w:eastAsia="Times New Roman" w:hAnsiTheme="majorHAnsi" w:cs="Times New Roman"/>
           <w:sz w:val="24"/>
           <w:szCs w:val="20"/>
-          <w:highlight w:val="yellow"/>
           <w:lang w:eastAsia="hu-HU"/>
         </w:rPr>
         <w:t>5</w:t>
@@ -216,7 +215,6 @@
           <w:rFonts w:asciiTheme="majorHAnsi" w:eastAsia="Times New Roman" w:hAnsiTheme="majorHAnsi" w:cs="Times New Roman"/>
           <w:sz w:val="24"/>
           <w:szCs w:val="20"/>
-          <w:highlight w:val="yellow"/>
           <w:lang w:eastAsia="hu-HU"/>
         </w:rPr>
         <w:t xml:space="preserve"> 06</w:t>
@@ -226,7 +224,6 @@
           <w:rFonts w:asciiTheme="majorHAnsi" w:eastAsia="Times New Roman" w:hAnsiTheme="majorHAnsi" w:cs="Times New Roman"/>
           <w:sz w:val="24"/>
           <w:szCs w:val="20"/>
-          <w:highlight w:val="yellow"/>
           <w:lang w:eastAsia="hu-HU"/>
         </w:rPr>
         <w:t>13</w:t>
@@ -236,7 +233,6 @@
           <w:rFonts w:asciiTheme="majorHAnsi" w:eastAsia="Times New Roman" w:hAnsiTheme="majorHAnsi" w:cs="Times New Roman"/>
           <w:sz w:val="24"/>
           <w:szCs w:val="20"/>
-          <w:highlight w:val="yellow"/>
           <w:lang w:eastAsia="hu-HU"/>
         </w:rPr>
         <w:t> </w:t>
@@ -246,17 +242,24 @@
           <w:rFonts w:asciiTheme="majorHAnsi" w:eastAsia="Times New Roman" w:hAnsiTheme="majorHAnsi" w:cs="Times New Roman"/>
           <w:sz w:val="24"/>
           <w:szCs w:val="20"/>
-          <w:highlight w:val="yellow"/>
-          <w:lang w:eastAsia="hu-HU"/>
-        </w:rPr>
-        <w:t>12 03</w:t>
-      </w:r>
-      <w:r>
-        <w:rPr>
-          <w:rFonts w:asciiTheme="majorHAnsi" w:eastAsia="Times New Roman" w:hAnsiTheme="majorHAnsi" w:cs="Times New Roman"/>
-          <w:sz w:val="24"/>
-          <w:szCs w:val="20"/>
-          <w:highlight w:val="yellow"/>
+          <w:lang w:eastAsia="hu-HU"/>
+        </w:rPr>
+        <w:t>12 0</w:t>
+      </w:r>
+      <w:r>
+        <w:rPr>
+          <w:rFonts w:asciiTheme="majorHAnsi" w:eastAsia="Times New Roman" w:hAnsiTheme="majorHAnsi" w:cs="Times New Roman"/>
+          <w:sz w:val="24"/>
+          <w:szCs w:val="20"/>
+          <w:lang w:eastAsia="hu-HU"/>
+        </w:rPr>
+        <w:t>2</w:t>
+      </w:r>
+      <w:r>
+        <w:rPr>
+          <w:rFonts w:asciiTheme="majorHAnsi" w:eastAsia="Times New Roman" w:hAnsiTheme="majorHAnsi" w:cs="Times New Roman"/>
+          <w:sz w:val="24"/>
+          <w:szCs w:val="20"/>
           <w:lang w:eastAsia="hu-HU"/>
         </w:rPr>
         <w:t> </w:t>
